--- a/sop-archiv/docs/validacia/VAL-03 Testovací protokol IQ OQ PQ.docx
+++ b/sop-archiv/docs/validacia/VAL-03 Testovací protokol IQ OQ PQ.docx
@@ -2892,6 +2892,92 @@
             </w:pPr>
             <w:r>
               <w:t xml:space="preserve">E2E: „built-in AI: … no network in the AI process“, „rewrite with AI“</w:t>
+            </w:r>
+          </w:p>
+        </w:tc>
+        <w:tc>
+          <w:tcPr>
+            <w:tcW w:w="2476" w:type="dxa"/>
+            <w:vAlign w:val="top"/>
+          </w:tcPr>
+          <w:p>
+            <w:pPr>
+              <w:pStyle w:val="Small"/>
+            </w:pPr>
+          </w:p>
+        </w:tc>
+      </w:tr>
+      <w:tr>
+        <w:trPr>
+          <w:cantSplit/>
+        </w:trPr>
+        <w:tc>
+          <w:tcPr>
+            <w:tcW w:w="983" w:type="dxa"/>
+            <w:vAlign w:val="top"/>
+          </w:tcPr>
+          <w:p>
+            <w:pPr>
+              <w:pStyle w:val="Small"/>
+            </w:pPr>
+            <w:r>
+              <w:t xml:space="preserve">OQ-21</w:t>
+            </w:r>
+          </w:p>
+        </w:tc>
+        <w:tc>
+          <w:tcPr>
+            <w:tcW w:w="1738" w:type="dxa"/>
+            <w:vAlign w:val="top"/>
+          </w:tcPr>
+          <w:p>
+            <w:pPr>
+              <w:pStyle w:val="Small"/>
+            </w:pPr>
+            <w:r>
+              <w:t xml:space="preserve">Aktualizácia programu</w:t>
+            </w:r>
+          </w:p>
+        </w:tc>
+        <w:tc>
+          <w:tcPr>
+            <w:tcW w:w="3628" w:type="dxa"/>
+            <w:vAlign w:val="top"/>
+          </w:tcPr>
+          <w:p>
+            <w:pPr>
+              <w:pStyle w:val="Small"/>
+            </w:pPr>
+            <w:r>
+              <w:t xml:space="preserve">Ako správca: Nastavenia → O aplikácii → Skontrolovať aktualizácie → Stiahnuť a nainštalovať; po reštarte skontrolovať verziu a auditný záznam.</w:t>
+            </w:r>
+          </w:p>
+        </w:tc>
+        <w:tc>
+          <w:tcPr>
+            <w:tcW w:w="3175" w:type="dxa"/>
+            <w:vAlign w:val="top"/>
+          </w:tcPr>
+          <w:p>
+            <w:pPr>
+              <w:pStyle w:val="Small"/>
+            </w:pPr>
+            <w:r>
+              <w:t xml:space="preserve">Nová verzia nainštalovaná; zmenený súbor by bol odmietnutý; dokumenty a profily nezmenené; inštalácia a zmena verzie v auditnom zázname.</w:t>
+            </w:r>
+          </w:p>
+        </w:tc>
+        <w:tc>
+          <w:tcPr>
+            <w:tcW w:w="2570" w:type="dxa"/>
+            <w:vAlign w:val="top"/>
+          </w:tcPr>
+          <w:p>
+            <w:pPr>
+              <w:pStyle w:val="Small"/>
+            </w:pPr>
+            <w:r>
+              <w:t xml:space="preserve">E2E: „one-click update … altered file refused“; CI: aktualizácia na Macu a Windows</w:t>
             </w:r>
           </w:p>
         </w:tc>

--- a/sop-archiv/docs/validacia/VAL-03 Testovací protokol IQ OQ PQ.docx
+++ b/sop-archiv/docs/validacia/VAL-03 Testovací protokol IQ OQ PQ.docx
@@ -2247,7 +2247,7 @@
               <w:pStyle w:val="Small"/>
             </w:pPr>
             <w:r>
-              <w:t xml:space="preserve">Oznamy ŠÚKL / ÚŠKVBL</w:t>
+              <w:t xml:space="preserve">Oznamy úradov a EÚ databáza</w:t>
             </w:r>
           </w:p>
         </w:tc>
@@ -2261,7 +2261,7 @@
               <w:pStyle w:val="Small"/>
             </w:pPr>
             <w:r>
-              <w:t xml:space="preserve">Načítať oznamy; posúdiť oznam o stiahnutí „opatrenia vykonané“ bez a s popisom.</w:t>
+              <w:t xml:space="preserve">Načítať oznamy zo všetkých zdrojov; posúdiť oznam o stiahnutí „opatrenia vykonané“ bez a s popisom; zmeniť stav sledovaného lieku v EÚ databáze.</w:t>
             </w:r>
           </w:p>
         </w:tc>
@@ -2275,7 +2275,7 @@
               <w:pStyle w:val="Small"/>
             </w:pPr>
             <w:r>
-              <w:t xml:space="preserve">Bez popisu odmietnuté; posúdenie s menom a časom; sledovaný výrobok zvýraznený.</w:t>
+              <w:t xml:space="preserve">Bez popisu odmietnuté; posúdenie s menom a časom; sledovaný výrobok zvýraznený; zmena sledovaného lieku zobrazená ako oznam na posúdenie.</w:t>
             </w:r>
           </w:p>
         </w:tc>
@@ -2289,7 +2289,7 @@
               <w:pStyle w:val="Small"/>
             </w:pPr>
             <w:r>
-              <w:t xml:space="preserve">E2E: „notices: … recall assessed…“</w:t>
+              <w:t xml:space="preserve">E2E: „notices: … recall assessed…“, „EU database: …“</w:t>
             </w:r>
           </w:p>
         </w:tc>

--- a/sop-archiv/docs/validacia/VAL-03 Testovací protokol IQ OQ PQ.docx
+++ b/sop-archiv/docs/validacia/VAL-03 Testovací protokol IQ OQ PQ.docx
@@ -1989,7 +1989,7 @@
               <w:pStyle w:val="Small"/>
             </w:pPr>
             <w:r>
-              <w:t xml:space="preserve">Školenia</w:t>
+              <w:t xml:space="preserve">Školenia a podpisový hárok</w:t>
             </w:r>
           </w:p>
         </w:tc>
@@ -2003,7 +2003,7 @@
               <w:pStyle w:val="Small"/>
             </w:pPr>
             <w:r>
-              <w:t xml:space="preserve">Určiť, kto musí dokument poznať; zaznamenať školenie; nahrať novú verziu.</w:t>
+              <w:t xml:space="preserve">Určiť, kto musí dokument poznať; zaznamenať školenie; nahrať novú verziu; vytlačiť podpisový hárok a zaznamenať podpísaný hárok so skenom.</w:t>
             </w:r>
           </w:p>
         </w:tc>
@@ -2017,7 +2017,7 @@
               <w:pStyle w:val="Small"/>
             </w:pPr>
             <w:r>
-              <w:t xml:space="preserve">Prehľad zaškolených; nová verzia vyžaduje nové školenie.</w:t>
+              <w:t xml:space="preserve">Prehľad zaškolených; nová verzia vyžaduje nové školenie; na hárku sú elektronické podpisy a vopred vyplnení zamestnanci bez aplikácie; po zázname sú zaškolení a sken je pri dokumente.</w:t>
             </w:r>
           </w:p>
         </w:tc>
@@ -2031,7 +2031,7 @@
               <w:pStyle w:val="Small"/>
             </w:pPr>
             <w:r>
-              <w:t xml:space="preserve">E2E: „training: … recorded“; unit training</w:t>
+              <w:t xml:space="preserve">E2E: „training: … recorded“, „signature sheet: …“; unit training, signsheet</w:t>
             </w:r>
           </w:p>
         </w:tc>
